--- a/RELATORIO_PARCIAL_PI4_V6.docx
+++ b/RELATORIO_PARCIAL_PI4_V6.docx
@@ -819,7 +819,47 @@
         <w:t xml:space="preserve"> em três camadas</w:t>
       </w:r>
       <w:r>
-        <w:t xml:space="preserve"> com Frontend (HTML + CSS + Javascript), Backend Python (FastAPI), um banco de dados (PostgreSQL) e consumo da base de dados Públicos do Banco Central do Brasil, em uma base stateless Vercel.</w:t>
+        <w:t xml:space="preserve"> com </w:t>
+      </w:r>
+      <w:proofErr w:type="spellStart"/>
+      <w:r>
+        <w:t>Frontend</w:t>
+      </w:r>
+      <w:proofErr w:type="spellEnd"/>
+      <w:r>
+        <w:t xml:space="preserve"> (HTML + CSS + Javascript), </w:t>
+      </w:r>
+      <w:proofErr w:type="spellStart"/>
+      <w:r>
+        <w:t>Backend</w:t>
+      </w:r>
+      <w:proofErr w:type="spellEnd"/>
+      <w:r>
+        <w:t xml:space="preserve"> Python (</w:t>
+      </w:r>
+      <w:proofErr w:type="spellStart"/>
+      <w:r>
+        <w:t>FastAPI</w:t>
+      </w:r>
+      <w:proofErr w:type="spellEnd"/>
+      <w:r>
+        <w:t xml:space="preserve">), um banco de dados (PostgreSQL) e consumo da base de dados Públicos do Banco Central do Brasil, em uma base </w:t>
+      </w:r>
+      <w:proofErr w:type="spellStart"/>
+      <w:r>
+        <w:t>stateless</w:t>
+      </w:r>
+      <w:proofErr w:type="spellEnd"/>
+      <w:r>
+        <w:t xml:space="preserve"> </w:t>
+      </w:r>
+      <w:proofErr w:type="spellStart"/>
+      <w:r>
+        <w:t>Vercel</w:t>
+      </w:r>
+      <w:proofErr w:type="spellEnd"/>
+      <w:r>
+        <w:t>.</w:t>
       </w:r>
     </w:p>
     <w:p>
@@ -1081,7 +1121,23 @@
     </w:p>
     <w:p>
       <w:r>
-        <w:t xml:space="preserve">Para as micro e pequenas empresas (MPEs), esse processo representou uma mudança significativa no acesso ao crédito. A criação de instrumentos destinados à redução das assimetrias de informação e das exigências de garantias reais ampliou as oportunidades de financiamento para esse segmento. Programas como o Pronampe e mecanismos de </w:t>
+        <w:t>Para as micro e pequenas empresas (</w:t>
+      </w:r>
+      <w:proofErr w:type="spellStart"/>
+      <w:r>
+        <w:t>MPEs</w:t>
+      </w:r>
+      <w:proofErr w:type="spellEnd"/>
+      <w:r>
+        <w:t xml:space="preserve">), esse processo representou uma mudança significativa no acesso ao crédito. A criação de instrumentos destinados à redução das assimetrias de informação e das exigências de garantias reais ampliou as oportunidades de financiamento para esse segmento. Programas como o </w:t>
+      </w:r>
+      <w:proofErr w:type="spellStart"/>
+      <w:r>
+        <w:t>Pronampe</w:t>
+      </w:r>
+      <w:proofErr w:type="spellEnd"/>
+      <w:r>
+        <w:t xml:space="preserve"> e mecanismos de </w:t>
       </w:r>
       <w:r>
         <w:lastRenderedPageBreak/>
@@ -1134,7 +1190,15 @@
         <w:t xml:space="preserve">A análise de risco de crédito é um campo consolidado dentro das finanças e da ciência de dados. </w:t>
       </w:r>
       <w:r>
-        <w:t>Autores como Faceli et al. (2011) destacam que o aprendizado de máquina é capaz de identificar padrões ocultos em grandes volumes de dados, enquanto Ferreira et al. (2021) reforçam a importância da análise exploratória para garantir qualidade e confiabilidade.</w:t>
+        <w:t xml:space="preserve">Autores como </w:t>
+      </w:r>
+      <w:proofErr w:type="spellStart"/>
+      <w:r>
+        <w:t>Faceli</w:t>
+      </w:r>
+      <w:proofErr w:type="spellEnd"/>
+      <w:r>
+        <w:t xml:space="preserve"> et al. (2011) destacam que o aprendizado de máquina é capaz de identificar padrões ocultos em grandes volumes de dados, enquanto Ferreira et al. (2021) reforçam a importância da análise exploratória para garantir qualidade e confiabilidade.</w:t>
       </w:r>
       <w:r>
         <w:t xml:space="preserve"> </w:t>
@@ -1174,7 +1238,15 @@
         <w:t>Ciência de Dados e Aprendizado de Máquina</w:t>
       </w:r>
       <w:r>
-        <w:t xml:space="preserve"> (VitalSource, 2020), reforçam que “a qualidade dos dados é determinante para a robustez dos modelos preditivos, sendo necessário aplicar técnicas de pré-processamento e validação estatística para evitar vieses e inconsistências” [10].</w:t>
+        <w:t xml:space="preserve"> (</w:t>
+      </w:r>
+      <w:proofErr w:type="spellStart"/>
+      <w:r>
+        <w:t>VitalSource</w:t>
+      </w:r>
+      <w:proofErr w:type="spellEnd"/>
+      <w:r>
+        <w:t>, 2020), reforçam que “a qualidade dos dados é determinante para a robustez dos modelos preditivos, sendo necessário aplicar técnicas de pré-processamento e validação estatística para evitar vieses e inconsistências” [10].</w:t>
       </w:r>
       <w:r>
         <w:t xml:space="preserve"> Da mesma forma, </w:t>
@@ -1285,7 +1357,11 @@
     </w:p>
     <w:p>
       <w:r>
-        <w:t>A metodologia segue o ciclo ouvir, criar e implementar, conforme orientações da UNIVESP</w:t>
+        <w:t xml:space="preserve">A metodologia segue o ciclo ouvir, criar e implementar, conforme orientações da </w:t>
+      </w:r>
+      <w:proofErr w:type="gramStart"/>
+      <w:r>
+        <w:t>UNIVESP</w:t>
       </w:r>
       <w:r>
         <w:t xml:space="preserve"> </w:t>
@@ -1296,6 +1372,7 @@
       <w:r>
         <w:t>(</w:t>
       </w:r>
+      <w:proofErr w:type="gramEnd"/>
       <w:r>
         <w:t>UNIVESP, 2024</w:t>
       </w:r>
@@ -1352,7 +1429,15 @@
         <w:t xml:space="preserve">Criar: </w:t>
       </w:r>
       <w:r>
-        <w:t>desenvolvimento de levantamento bibliográfico, seleção de bases públicas disponibilizadas pelo Banco Central do Brasil e realização do pré-processamento dos dados referentes às operações de crédito e indicadores de inadimplência. Nesta etapa foram executados tratamentos de valores ausentes, identificação de valores discrepantes e padronização de variáveis. A análise exploratória foi conduzida por meio de histogramas, matrizes de correlação, tabelas dinâmicas e mapas de calor (heatmaps), visando identificar padrões relevantes (BANCO CENTRAL DO BRASIL, 2026; FERREIRA et al., 2021).</w:t>
+        <w:t>desenvolvimento de levantamento bibliográfico, seleção de bases públicas disponibilizadas pelo Banco Central do Brasil e realização do pré-processamento dos dados referentes às operações de crédito e indicadores de inadimplência. Nesta etapa foram executados tratamentos de valores ausentes, identificação de valores discrepantes e padronização de variáveis. A análise exploratória foi conduzida por meio de histogramas, matrizes de correlação, tabelas dinâmicas e mapas de calor (</w:t>
+      </w:r>
+      <w:proofErr w:type="spellStart"/>
+      <w:r>
+        <w:t>heatmaps</w:t>
+      </w:r>
+      <w:proofErr w:type="spellEnd"/>
+      <w:r>
+        <w:t>), visando identificar padrões relevantes (BANCO CENTRAL DO BRASIL, 2026; FERREIRA et al., 2021).</w:t>
       </w:r>
     </w:p>
     <w:p>
@@ -1373,10 +1458,18 @@
         <w:t xml:space="preserve">: </w:t>
       </w:r>
       <w:r>
-        <w:t>construção de modelos preditivos preliminares, desenvolvimento de um protótipo de painel interativo para visualização dos indicadores e avaliação inicial dos resultados por meio de métricas de desempenho. Também está prevista a apresentação dos resultados à comunidade externa para coleta de feedback e aprimoramento da solução proposta (FACELI et al., 2011).</w:t>
-      </w:r>
-      <w:r>
-        <w:t xml:space="preserve">Essa metodologia </w:t>
+        <w:t>construção de modelos preditivos preliminares, desenvolvimento de um protótipo de painel interativo para visualização dos indicadores e avaliação inicial dos resultados por meio de métricas de desempenho. Também está prevista a apresentação dos resultados à comunidade externa para coleta de feedback e aprimoramento da solução proposta (FACELI et al., 2011</w:t>
+      </w:r>
+      <w:proofErr w:type="gramStart"/>
+      <w:r>
+        <w:t>).</w:t>
+      </w:r>
+      <w:r>
+        <w:t>Essa</w:t>
+      </w:r>
+      <w:proofErr w:type="gramEnd"/>
+      <w:r>
+        <w:t xml:space="preserve"> metodologia </w:t>
       </w:r>
       <w:r>
         <w:t>serve como balizador para</w:t>
@@ -1431,7 +1524,97 @@
           <w:sz w:val="21"/>
           <w:szCs w:val="21"/>
         </w:rPr>
-        <w:t>Para este projeto, consideramos uma arquitetura suficientemente robusta e de fácil implementação, com Frontend (HTML + CSS + Javascript), Backend Python (FastAPI), um banco de dados (PostgreSQL) e consumo da base de dados Públicos do Banco Central do Brasil, em uma base stateless Vercel.</w:t>
+        <w:t xml:space="preserve">Para este projeto, consideramos uma arquitetura suficientemente robusta e de fácil implementação, com </w:t>
+      </w:r>
+      <w:proofErr w:type="spellStart"/>
+      <w:r>
+        <w:rPr>
+          <w:rFonts w:ascii="Segoe UI" w:hAnsi="Segoe UI" w:cs="Segoe UI"/>
+          <w:sz w:val="21"/>
+          <w:szCs w:val="21"/>
+        </w:rPr>
+        <w:t>Frontend</w:t>
+      </w:r>
+      <w:proofErr w:type="spellEnd"/>
+      <w:r>
+        <w:rPr>
+          <w:rFonts w:ascii="Segoe UI" w:hAnsi="Segoe UI" w:cs="Segoe UI"/>
+          <w:sz w:val="21"/>
+          <w:szCs w:val="21"/>
+        </w:rPr>
+        <w:t xml:space="preserve"> (HTML + CSS + Javascript), </w:t>
+      </w:r>
+      <w:proofErr w:type="spellStart"/>
+      <w:r>
+        <w:rPr>
+          <w:rFonts w:ascii="Segoe UI" w:hAnsi="Segoe UI" w:cs="Segoe UI"/>
+          <w:sz w:val="21"/>
+          <w:szCs w:val="21"/>
+        </w:rPr>
+        <w:t>Backend</w:t>
+      </w:r>
+      <w:proofErr w:type="spellEnd"/>
+      <w:r>
+        <w:rPr>
+          <w:rFonts w:ascii="Segoe UI" w:hAnsi="Segoe UI" w:cs="Segoe UI"/>
+          <w:sz w:val="21"/>
+          <w:szCs w:val="21"/>
+        </w:rPr>
+        <w:t xml:space="preserve"> Python (</w:t>
+      </w:r>
+      <w:proofErr w:type="spellStart"/>
+      <w:r>
+        <w:rPr>
+          <w:rFonts w:ascii="Segoe UI" w:hAnsi="Segoe UI" w:cs="Segoe UI"/>
+          <w:sz w:val="21"/>
+          <w:szCs w:val="21"/>
+        </w:rPr>
+        <w:t>FastAPI</w:t>
+      </w:r>
+      <w:proofErr w:type="spellEnd"/>
+      <w:r>
+        <w:rPr>
+          <w:rFonts w:ascii="Segoe UI" w:hAnsi="Segoe UI" w:cs="Segoe UI"/>
+          <w:sz w:val="21"/>
+          <w:szCs w:val="21"/>
+        </w:rPr>
+        <w:t xml:space="preserve">), um banco de dados (PostgreSQL) e consumo da base de dados Públicos do Banco Central do Brasil, em uma base </w:t>
+      </w:r>
+      <w:proofErr w:type="spellStart"/>
+      <w:r>
+        <w:rPr>
+          <w:rFonts w:ascii="Segoe UI" w:hAnsi="Segoe UI" w:cs="Segoe UI"/>
+          <w:sz w:val="21"/>
+          <w:szCs w:val="21"/>
+        </w:rPr>
+        <w:t>stateless</w:t>
+      </w:r>
+      <w:proofErr w:type="spellEnd"/>
+      <w:r>
+        <w:rPr>
+          <w:rFonts w:ascii="Segoe UI" w:hAnsi="Segoe UI" w:cs="Segoe UI"/>
+          <w:sz w:val="21"/>
+          <w:szCs w:val="21"/>
+        </w:rPr>
+        <w:t xml:space="preserve"> </w:t>
+      </w:r>
+      <w:proofErr w:type="spellStart"/>
+      <w:r>
+        <w:rPr>
+          <w:rFonts w:ascii="Segoe UI" w:hAnsi="Segoe UI" w:cs="Segoe UI"/>
+          <w:sz w:val="21"/>
+          <w:szCs w:val="21"/>
+        </w:rPr>
+        <w:t>Vercel</w:t>
+      </w:r>
+      <w:proofErr w:type="spellEnd"/>
+      <w:r>
+        <w:rPr>
+          <w:rFonts w:ascii="Segoe UI" w:hAnsi="Segoe UI" w:cs="Segoe UI"/>
+          <w:sz w:val="21"/>
+          <w:szCs w:val="21"/>
+        </w:rPr>
+        <w:t>.</w:t>
       </w:r>
     </w:p>
     <w:p>
@@ -1468,8 +1651,13 @@
     </w:p>
     <w:p/>
     <w:p>
-      <w:r>
-        <w:t>Frontend (Camada de Apresentação</w:t>
+      <w:proofErr w:type="spellStart"/>
+      <w:r>
+        <w:t>Frontend</w:t>
+      </w:r>
+      <w:proofErr w:type="spellEnd"/>
+      <w:r>
+        <w:t xml:space="preserve"> (Camada de Apresentação</w:t>
       </w:r>
       <w:r>
         <w:t>)</w:t>
@@ -1500,8 +1688,13 @@
         </w:numPr>
       </w:pPr>
       <w:r>
-        <w:t>Servido com aplicação estática pelo Vercel</w:t>
-      </w:r>
+        <w:t xml:space="preserve">Servido com aplicação estática pelo </w:t>
+      </w:r>
+      <w:proofErr w:type="spellStart"/>
+      <w:r>
+        <w:t>Vercel</w:t>
+      </w:r>
+      <w:proofErr w:type="spellEnd"/>
       <w:r>
         <w:t>;</w:t>
       </w:r>
@@ -1519,8 +1712,13 @@
     </w:p>
     <w:p/>
     <w:p>
-      <w:r>
-        <w:t>Backend (Camada de Lógica d</w:t>
+      <w:proofErr w:type="spellStart"/>
+      <w:r>
+        <w:t>Backend</w:t>
+      </w:r>
+      <w:proofErr w:type="spellEnd"/>
+      <w:r>
+        <w:t xml:space="preserve"> (Camada de Lógica d</w:t>
       </w:r>
       <w:r>
         <w:t>e</w:t>
@@ -1540,7 +1738,15 @@
         </w:numPr>
       </w:pPr>
       <w:r>
-        <w:t>Implementado em Python (FastAPI);</w:t>
+        <w:t>Implementado em Python (</w:t>
+      </w:r>
+      <w:proofErr w:type="spellStart"/>
+      <w:r>
+        <w:t>FastAPI</w:t>
+      </w:r>
+      <w:proofErr w:type="spellEnd"/>
+      <w:r>
+        <w:t>);</w:t>
       </w:r>
     </w:p>
     <w:p>
@@ -1551,7 +1757,15 @@
         </w:numPr>
       </w:pPr>
       <w:r>
-        <w:t>Processa os dados recebidos do frontend e aplica as regras de análise de crédito;</w:t>
+        <w:t xml:space="preserve">Processa os dados recebidos do </w:t>
+      </w:r>
+      <w:proofErr w:type="spellStart"/>
+      <w:r>
+        <w:t>frontend</w:t>
+      </w:r>
+      <w:proofErr w:type="spellEnd"/>
+      <w:r>
+        <w:t xml:space="preserve"> e aplica as regras de análise de crédito;</w:t>
       </w:r>
     </w:p>
     <w:p>
@@ -1562,13 +1776,37 @@
         </w:numPr>
       </w:pPr>
       <w:r>
-        <w:t xml:space="preserve">No Vercel, é configurado como função severless, respondendo às requisições da rota </w:t>
+        <w:t xml:space="preserve">No </w:t>
+      </w:r>
+      <w:proofErr w:type="spellStart"/>
+      <w:r>
+        <w:t>Vercel</w:t>
+      </w:r>
+      <w:proofErr w:type="spellEnd"/>
+      <w:r>
+        <w:t xml:space="preserve">, é configurado como função </w:t>
+      </w:r>
+      <w:proofErr w:type="spellStart"/>
+      <w:r>
+        <w:t>severless</w:t>
+      </w:r>
+      <w:proofErr w:type="spellEnd"/>
+      <w:r>
+        <w:t xml:space="preserve">, respondendo às requisições da rota </w:t>
       </w:r>
       <w:r>
         <w:t>“</w:t>
       </w:r>
       <w:r>
-        <w:t>/api/credito/</w:t>
+        <w:t>/api/</w:t>
+      </w:r>
+      <w:proofErr w:type="gramStart"/>
+      <w:r>
+        <w:t>credito</w:t>
+      </w:r>
+      <w:proofErr w:type="gramEnd"/>
+      <w:r>
+        <w:t>/</w:t>
       </w:r>
       <w:r>
         <w:t>”</w:t>
@@ -1591,7 +1829,15 @@
         </w:numPr>
       </w:pPr>
       <w:r>
-        <w:t>Utiliza PostgreSQL, administrado via pgAdmin 4</w:t>
+        <w:t xml:space="preserve">Utiliza PostgreSQL, administrado via </w:t>
+      </w:r>
+      <w:proofErr w:type="spellStart"/>
+      <w:r>
+        <w:t>pgAdmin</w:t>
+      </w:r>
+      <w:proofErr w:type="spellEnd"/>
+      <w:r>
+        <w:t xml:space="preserve"> 4</w:t>
       </w:r>
       <w:r>
         <w:t>;</w:t>
@@ -1619,13 +1865,37 @@
         </w:numPr>
       </w:pPr>
       <w:r>
-        <w:t>Pode ser hospedado localmente ou em nuvem (ex.: ElephantSQL, Supabase).</w:t>
+        <w:t xml:space="preserve">Pode ser hospedado localmente ou em nuvem (ex.: </w:t>
+      </w:r>
+      <w:proofErr w:type="spellStart"/>
+      <w:r>
+        <w:t>ElephantSQL</w:t>
+      </w:r>
+      <w:proofErr w:type="spellEnd"/>
+      <w:r>
+        <w:t xml:space="preserve">, </w:t>
+      </w:r>
+      <w:proofErr w:type="spellStart"/>
+      <w:r>
+        <w:t>Supabase</w:t>
+      </w:r>
+      <w:proofErr w:type="spellEnd"/>
+      <w:r>
+        <w:t>).</w:t>
       </w:r>
     </w:p>
     <w:p/>
     <w:p>
       <w:r>
-        <w:t>Plataforma de hospedagem Vercel:</w:t>
+        <w:t xml:space="preserve">Plataforma de hospedagem </w:t>
+      </w:r>
+      <w:proofErr w:type="spellStart"/>
+      <w:r>
+        <w:t>Vercel</w:t>
+      </w:r>
+      <w:proofErr w:type="spellEnd"/>
+      <w:r>
+        <w:t>:</w:t>
       </w:r>
     </w:p>
     <w:p>
@@ -1636,7 +1906,15 @@
         </w:numPr>
       </w:pPr>
       <w:r>
-        <w:t>Serve o frontend estático;</w:t>
+        <w:t xml:space="preserve">Serve o </w:t>
+      </w:r>
+      <w:proofErr w:type="spellStart"/>
+      <w:r>
+        <w:t>frontend</w:t>
+      </w:r>
+      <w:proofErr w:type="spellEnd"/>
+      <w:r>
+        <w:t xml:space="preserve"> estático;</w:t>
       </w:r>
     </w:p>
     <w:p>
@@ -1647,7 +1925,39 @@
         </w:numPr>
       </w:pPr>
       <w:r>
-        <w:t>Executa o backend FastAPI como  função serverless;</w:t>
+        <w:t xml:space="preserve">Executa o </w:t>
+      </w:r>
+      <w:proofErr w:type="spellStart"/>
+      <w:r>
+        <w:t>backend</w:t>
+      </w:r>
+      <w:proofErr w:type="spellEnd"/>
+      <w:r>
+        <w:t xml:space="preserve"> </w:t>
+      </w:r>
+      <w:proofErr w:type="spellStart"/>
+      <w:r>
+        <w:t>FastAPI</w:t>
+      </w:r>
+      <w:proofErr w:type="spellEnd"/>
+      <w:r>
+        <w:t xml:space="preserve"> </w:t>
+      </w:r>
+      <w:proofErr w:type="gramStart"/>
+      <w:r>
+        <w:t>como  função</w:t>
+      </w:r>
+      <w:proofErr w:type="gramEnd"/>
+      <w:r>
+        <w:t xml:space="preserve"> </w:t>
+      </w:r>
+      <w:proofErr w:type="spellStart"/>
+      <w:r>
+        <w:t>serverless</w:t>
+      </w:r>
+      <w:proofErr w:type="spellEnd"/>
+      <w:r>
+        <w:t>;</w:t>
       </w:r>
     </w:p>
     <w:p>
@@ -1658,7 +1968,15 @@
         </w:numPr>
       </w:pPr>
       <w:r>
-        <w:t>Redireciona chamadas da rota /api/* para o backend.</w:t>
+        <w:t xml:space="preserve">Redireciona chamadas da rota /api/* para o </w:t>
+      </w:r>
+      <w:proofErr w:type="spellStart"/>
+      <w:r>
+        <w:t>backend</w:t>
+      </w:r>
+      <w:proofErr w:type="spellEnd"/>
+      <w:r>
+        <w:t>.</w:t>
       </w:r>
     </w:p>
     <w:p>
@@ -1739,13 +2057,37 @@
         <w:t xml:space="preserve">Foram consideradas como entidades: </w:t>
       </w:r>
       <w:r>
-        <w:t>“Perfil_Cliente”, “Localidade”, “Modalidade de crédito”</w:t>
+        <w:t>“</w:t>
+      </w:r>
+      <w:proofErr w:type="spellStart"/>
+      <w:r>
+        <w:t>Perfil_Cliente</w:t>
+      </w:r>
+      <w:proofErr w:type="spellEnd"/>
+      <w:r>
+        <w:t>”, “Localidade”, “Modalidade de crédito</w:t>
+      </w:r>
+      <w:proofErr w:type="gramStart"/>
+      <w:r>
+        <w:t>”</w:t>
       </w:r>
       <w:r>
         <w:t xml:space="preserve"> </w:t>
       </w:r>
       <w:r>
-        <w:t>, “Operação_Crédito” e “Indicadores-Risco”</w:t>
+        <w:t>,</w:t>
+      </w:r>
+      <w:proofErr w:type="gramEnd"/>
+      <w:r>
+        <w:t xml:space="preserve"> “</w:t>
+      </w:r>
+      <w:proofErr w:type="spellStart"/>
+      <w:r>
+        <w:t>Operação_Crédito</w:t>
+      </w:r>
+      <w:proofErr w:type="spellEnd"/>
+      <w:r>
+        <w:t>” e “Indicadores-Risco”</w:t>
       </w:r>
       <w:r>
         <w:t>, cujos relacionamentos estão demonstrados no diagrama Entidade-Relacionamento abaixo:</w:t>
@@ -1829,6 +2171,7 @@
         </w:rPr>
         <w:t xml:space="preserve"> </w:t>
       </w:r>
+      <w:proofErr w:type="spellStart"/>
       <w:r>
         <w:rPr>
           <w:b/>
@@ -1850,6 +2193,7 @@
         </w:rPr>
         <w:t>nd</w:t>
       </w:r>
+      <w:proofErr w:type="spellEnd"/>
     </w:p>
     <w:p>
       <w:pPr>
@@ -1970,8 +2314,19 @@
           <w:szCs w:val="28"/>
         </w:rPr>
         <w:lastRenderedPageBreak/>
-        <w:t>Front-End</w:t>
-      </w:r>
+        <w:t>Front-</w:t>
+      </w:r>
+      <w:proofErr w:type="spellStart"/>
+      <w:r>
+        <w:rPr>
+          <w:rFonts w:ascii="Calibri" w:hAnsi="Calibri" w:cs="Calibri"/>
+          <w:color w:val="auto"/>
+          <w:sz w:val="28"/>
+          <w:szCs w:val="28"/>
+        </w:rPr>
+        <w:t>End</w:t>
+      </w:r>
+      <w:proofErr w:type="spellEnd"/>
       <w:r>
         <w:rPr>
           <w:rFonts w:ascii="Calibri" w:hAnsi="Calibri" w:cs="Calibri"/>
@@ -2525,15 +2880,24 @@
           <w:b/>
           <w:bCs/>
         </w:rPr>
-        <w:t xml:space="preserve"> Backe</w:t>
-      </w:r>
+        <w:t xml:space="preserve"> </w:t>
+      </w:r>
+      <w:proofErr w:type="spellStart"/>
       <w:r>
         <w:rPr>
           <w:b/>
           <w:bCs/>
         </w:rPr>
+        <w:t>Backe</w:t>
+      </w:r>
+      <w:r>
+        <w:rPr>
+          <w:b/>
+          <w:bCs/>
+        </w:rPr>
         <w:t>nd</w:t>
       </w:r>
+      <w:proofErr w:type="spellEnd"/>
     </w:p>
     <w:p>
       <w:pPr>
@@ -2543,7 +2907,15 @@
         </w:numPr>
       </w:pPr>
       <w:r>
-        <w:t>Criar endpoints REST para análise de crédito;</w:t>
+        <w:t xml:space="preserve">Criar </w:t>
+      </w:r>
+      <w:proofErr w:type="spellStart"/>
+      <w:r>
+        <w:t>endpoints</w:t>
+      </w:r>
+      <w:proofErr w:type="spellEnd"/>
+      <w:r>
+        <w:t xml:space="preserve"> REST para análise de crédito;</w:t>
       </w:r>
     </w:p>
     <w:p>
@@ -2554,7 +2926,15 @@
         </w:numPr>
       </w:pPr>
       <w:r>
-        <w:t>Processar os dados recebidos do frontend (nome, renda, profissão, setor, estado, prazo);</w:t>
+        <w:t xml:space="preserve">Processar os dados recebidos do </w:t>
+      </w:r>
+      <w:proofErr w:type="spellStart"/>
+      <w:r>
+        <w:t>frontend</w:t>
+      </w:r>
+      <w:proofErr w:type="spellEnd"/>
+      <w:r>
+        <w:t xml:space="preserve"> (nome, renda, profissão, setor, estado, prazo);</w:t>
       </w:r>
     </w:p>
     <w:p>
@@ -2579,7 +2959,15 @@
         </w:numPr>
       </w:pPr>
       <w:r>
-        <w:t>Retornar ao frontend os resultados da análise, incluindo classificação de risco, taxa média, taxa</w:t>
+        <w:t xml:space="preserve">Retornar ao </w:t>
+      </w:r>
+      <w:proofErr w:type="spellStart"/>
+      <w:r>
+        <w:t>frontend</w:t>
+      </w:r>
+      <w:proofErr w:type="spellEnd"/>
+      <w:r>
+        <w:t xml:space="preserve"> os resultados da análise, incluindo classificação de risco, taxa média, taxa</w:t>
       </w:r>
       <w:r>
         <w:t xml:space="preserve"> cliente e perfil socioeconômico.</w:t>
@@ -2587,7 +2975,23 @@
     </w:p>
     <w:p>
       <w:r>
-        <w:t>A arquitetura do backend permite futura integração com PostgreSQL via pgAdmin4, possibilitando armaczenar e atualizar os índices de inadimplência conforme novas publicações do Banco Central</w:t>
+        <w:t xml:space="preserve">A arquitetura do </w:t>
+      </w:r>
+      <w:proofErr w:type="spellStart"/>
+      <w:r>
+        <w:t>backend</w:t>
+      </w:r>
+      <w:proofErr w:type="spellEnd"/>
+      <w:r>
+        <w:t xml:space="preserve"> permite futura integração com PostgreSQL via pgAdmin4, possibilitando </w:t>
+      </w:r>
+      <w:proofErr w:type="spellStart"/>
+      <w:r>
+        <w:t>armaczenar</w:t>
+      </w:r>
+      <w:proofErr w:type="spellEnd"/>
+      <w:r>
+        <w:t xml:space="preserve"> e atualizar os índices de inadimplência conforme novas publicações do Banco Central</w:t>
       </w:r>
     </w:p>
     <w:p>
@@ -2652,7 +3056,15 @@
         </w:numPr>
       </w:pPr>
       <w:r>
-        <w:t>Armazena índices de iadimplência, perfis de clientes, dados históricos e estatísticas do Banco central.</w:t>
+        <w:t xml:space="preserve">Armazena índices de </w:t>
+      </w:r>
+      <w:proofErr w:type="spellStart"/>
+      <w:r>
+        <w:t>iadimplência</w:t>
+      </w:r>
+      <w:proofErr w:type="spellEnd"/>
+      <w:r>
+        <w:t>, perfis de clientes, dados históricos e estatísticas do Banco central.</w:t>
       </w:r>
     </w:p>
     <w:p>
@@ -2670,7 +3082,23 @@
     <w:p>
       <w:r>
         <w:lastRenderedPageBreak/>
-        <w:t>Com essa arquitetura pretende-se que o usuário interaja apenas com o frontend, o backend processe e aplique as regras de negócio e o banco de dados mantenha informações atualizadas e confiáveis.</w:t>
+        <w:t xml:space="preserve">Com essa arquitetura pretende-se que o usuário interaja apenas com o </w:t>
+      </w:r>
+      <w:proofErr w:type="spellStart"/>
+      <w:r>
+        <w:t>frontend</w:t>
+      </w:r>
+      <w:proofErr w:type="spellEnd"/>
+      <w:r>
+        <w:t xml:space="preserve">, o </w:t>
+      </w:r>
+      <w:proofErr w:type="spellStart"/>
+      <w:r>
+        <w:t>backend</w:t>
+      </w:r>
+      <w:proofErr w:type="spellEnd"/>
+      <w:r>
+        <w:t xml:space="preserve"> processe e aplique as regras de negócio e o banco de dados mantenha informações atualizadas e confiáveis.</w:t>
       </w:r>
     </w:p>
     <w:p/>
@@ -2729,7 +3157,15 @@
         <w:t xml:space="preserve">Rotina mensal de consulta e download </w:t>
       </w:r>
       <w:r>
-        <w:t>do arquivo csv do Banco Central;</w:t>
+        <w:t xml:space="preserve">do arquivo </w:t>
+      </w:r>
+      <w:proofErr w:type="spellStart"/>
+      <w:r>
+        <w:t>csv</w:t>
+      </w:r>
+      <w:proofErr w:type="spellEnd"/>
+      <w:r>
+        <w:t xml:space="preserve"> do Banco Central;</w:t>
       </w:r>
     </w:p>
     <w:p>
@@ -2793,7 +3229,15 @@
         <w:t xml:space="preserve"> no caso</w:t>
       </w:r>
       <w:r>
-        <w:t xml:space="preserve"> de identificadores novos, sejam criados novos </w:t>
+        <w:t xml:space="preserve"> de identificadores novos, sejam </w:t>
+      </w:r>
+      <w:proofErr w:type="gramStart"/>
+      <w:r>
+        <w:t>criados novos</w:t>
+      </w:r>
+      <w:proofErr w:type="gramEnd"/>
+      <w:r>
+        <w:t xml:space="preserve"> </w:t>
       </w:r>
       <w:r>
         <w:t xml:space="preserve">identificadores únicos. Existe uma preocupação se essa base </w:t>
@@ -2833,7 +3277,15 @@
         </w:numPr>
       </w:pPr>
       <w:r>
-        <w:t>Desenvolvimento das primeiras visualizações exploratórias, incluindo histogramas e boxplots, que permitiram compreender a distribuição dos principais indicadores financeiros (FERREIRA et al., 2021);</w:t>
+        <w:t xml:space="preserve">Desenvolvimento das primeiras visualizações exploratórias, incluindo histogramas e </w:t>
+      </w:r>
+      <w:proofErr w:type="spellStart"/>
+      <w:r>
+        <w:t>boxplots</w:t>
+      </w:r>
+      <w:proofErr w:type="spellEnd"/>
+      <w:r>
+        <w:t>, que permitiram compreender a distribuição dos principais indicadores financeiros (FERREIRA et al., 2021);</w:t>
       </w:r>
     </w:p>
     <w:p>
@@ -2921,25 +3373,43 @@
           <w:sz w:val="21"/>
           <w:szCs w:val="21"/>
         </w:rPr>
-        <w:t>Com base nessa análise, foi definida uma proposta inicial de solução composta por uma base de dados estruturada em PostgreSQL, um backend desenvolvido em Python para processamento e consulta das informações e uma interface web simplificada para apresentação dos resultados. O objetivo é permitir que usuários realizem consultas sobre perfis semelhantes aos seus e obtenham indicadores de risco, inadimplência e comportamento do crédito a partir dos dados públicos do Banco Central</w:t>
-      </w:r>
-    </w:p>
-    <w:p>
-      <w:pPr>
-        <w:pStyle w:val="NormalWeb"/>
-        <w:spacing w:line="300" w:lineRule="atLeast"/>
+        <w:t xml:space="preserve">Com base nessa análise, foi definida uma proposta inicial de solução composta por uma base de dados estruturada em PostgreSQL, um </w:t>
+      </w:r>
+      <w:proofErr w:type="spellStart"/>
+      <w:r>
         <w:rPr>
           <w:rFonts w:ascii="Segoe UI" w:hAnsi="Segoe UI" w:cs="Segoe UI"/>
           <w:sz w:val="21"/>
           <w:szCs w:val="21"/>
         </w:rPr>
-      </w:pPr>
+        <w:t>backend</w:t>
+      </w:r>
+      <w:proofErr w:type="spellEnd"/>
       <w:r>
         <w:rPr>
           <w:rFonts w:ascii="Segoe UI" w:hAnsi="Segoe UI" w:cs="Segoe UI"/>
           <w:sz w:val="21"/>
           <w:szCs w:val="21"/>
         </w:rPr>
+        <w:t xml:space="preserve"> desenvolvido em Python para processamento e consulta das informações e uma interface web simplificada para apresentação dos resultados. O objetivo é permitir que usuários realizem consultas sobre perfis semelhantes aos seus e obtenham indicadores de risco, inadimplência e comportamento do crédito a partir dos dados públicos do Banco Central</w:t>
+      </w:r>
+    </w:p>
+    <w:p>
+      <w:pPr>
+        <w:pStyle w:val="NormalWeb"/>
+        <w:spacing w:line="300" w:lineRule="atLeast"/>
+        <w:rPr>
+          <w:rFonts w:ascii="Segoe UI" w:hAnsi="Segoe UI" w:cs="Segoe UI"/>
+          <w:sz w:val="21"/>
+          <w:szCs w:val="21"/>
+        </w:rPr>
+      </w:pPr>
+      <w:r>
+        <w:rPr>
+          <w:rFonts w:ascii="Segoe UI" w:hAnsi="Segoe UI" w:cs="Segoe UI"/>
+          <w:sz w:val="21"/>
+          <w:szCs w:val="21"/>
+        </w:rPr>
         <w:t>Também foi elaborado um protótipo conceitual do sistema contendo mecanismos de filtragem por perfil de cliente, faixa de renda, setor econômico, tipo de operação e modalidade de crédito. Os resultados serão apresentados em painéis com gráficos e indicadores consolidados, permitindo uma interpretação mais intuitiva dos dados e apoiando a tomada de decisão por parte dos usuários. A solução encontra-se em fase inicial de desenvolvimento e será refinada nas próximas etapas do projeto.</w:t>
       </w:r>
     </w:p>
@@ -2956,38 +3426,25 @@
           <w:b/>
           <w:bCs/>
         </w:rPr>
-        <w:t>6.4</w:t>
-      </w:r>
-      <w:r>
-        <w:rPr>
-          <w:b/>
-          <w:bCs/>
-        </w:rPr>
-        <w:t>.1</w:t>
-      </w:r>
-      <w:r>
-        <w:rPr>
-          <w:b/>
-          <w:bCs/>
-        </w:rPr>
-        <w:t xml:space="preserve"> </w:t>
-      </w:r>
-      <w:r>
-        <w:rPr>
-          <w:b/>
-          <w:bCs/>
-        </w:rPr>
-        <w:t>Protótipo Funcional</w:t>
-      </w:r>
-    </w:p>
-    <w:p>
-      <w:r>
+        <w:t>6.4.1 Protótipo Funcional</w:t>
+      </w:r>
+    </w:p>
+    <w:p>
+      <w:r>
+        <w:br w:type="page"/>
+      </w:r>
+    </w:p>
+    <w:p>
+      <w:r>
+        <w:lastRenderedPageBreak/>
         <w:t>Tela de início:</w:t>
       </w:r>
     </w:p>
     <w:p>
       <w:r>
-        <w:lastRenderedPageBreak/>
+        <w:rPr>
+          <w:noProof/>
+        </w:rPr>
         <w:drawing>
           <wp:inline distT="0" distB="0" distL="0" distR="0" wp14:anchorId="1748772A" wp14:editId="322C2E99">
             <wp:extent cx="5400040" cy="4514850"/>
@@ -3036,6 +3493,9 @@
     </w:p>
     <w:p>
       <w:r>
+        <w:rPr>
+          <w:noProof/>
+        </w:rPr>
         <w:drawing>
           <wp:inline distT="0" distB="0" distL="0" distR="0" wp14:anchorId="779C8AE3" wp14:editId="4B892E3C">
             <wp:extent cx="4122777" cy="6591871"/>
@@ -3074,8 +3534,13 @@
       </w:r>
     </w:p>
     <w:p>
-      <w:r>
-        <w:t xml:space="preserve">Obs: </w:t>
+      <w:proofErr w:type="spellStart"/>
+      <w:r>
+        <w:t>Obs</w:t>
+      </w:r>
+      <w:proofErr w:type="spellEnd"/>
+      <w:r>
+        <w:t xml:space="preserve">: </w:t>
       </w:r>
       <w:r>
         <w:t>Como mencionado, o protótipo ainda usa uma base reduzida apenas para teste</w:t>
@@ -3195,7 +3660,15 @@
         <w:t xml:space="preserve"> </w:t>
       </w:r>
       <w:r>
-        <w:t>Cuiabá: EdUFMT Digital, 2020.</w:t>
+        <w:t xml:space="preserve">Cuiabá: </w:t>
+      </w:r>
+      <w:proofErr w:type="spellStart"/>
+      <w:r>
+        <w:t>EdUFMT</w:t>
+      </w:r>
+      <w:proofErr w:type="spellEnd"/>
+      <w:r>
+        <w:t xml:space="preserve"> Digital, 2020.</w:t>
       </w:r>
     </w:p>
     <w:p>
@@ -3249,7 +3722,15 @@
         <w:t xml:space="preserve"> </w:t>
       </w:r>
       <w:r>
-        <w:t>Porto Alegre: Sagah, 2021.</w:t>
+        <w:t xml:space="preserve">Porto Alegre: </w:t>
+      </w:r>
+      <w:proofErr w:type="spellStart"/>
+      <w:r>
+        <w:t>Sagah</w:t>
+      </w:r>
+      <w:proofErr w:type="spellEnd"/>
+      <w:r>
+        <w:t>, 2021.</w:t>
       </w:r>
     </w:p>
     <w:p>
@@ -3279,7 +3760,15 @@
         <w:t xml:space="preserve"> </w:t>
       </w:r>
       <w:r>
-        <w:t>Cuiabá: EdUFMT Digital, 2020.</w:t>
+        <w:t xml:space="preserve">Cuiabá: </w:t>
+      </w:r>
+      <w:proofErr w:type="spellStart"/>
+      <w:r>
+        <w:t>EdUFMT</w:t>
+      </w:r>
+      <w:proofErr w:type="spellEnd"/>
+      <w:r>
+        <w:t xml:space="preserve"> Digital, 2020.</w:t>
       </w:r>
     </w:p>
     <w:p>
@@ -3414,7 +3903,15 @@
         <w:t xml:space="preserve"> </w:t>
       </w:r>
       <w:r>
-        <w:t>Cuiabá: EdUFMT Digital, 2020.</w:t>
+        <w:t xml:space="preserve">Cuiabá: </w:t>
+      </w:r>
+      <w:proofErr w:type="spellStart"/>
+      <w:r>
+        <w:t>EdUFMT</w:t>
+      </w:r>
+      <w:proofErr w:type="spellEnd"/>
+      <w:r>
+        <w:t xml:space="preserve"> Digital, 2020.</w:t>
       </w:r>
     </w:p>
     <w:p>
@@ -3444,7 +3941,15 @@
         <w:t xml:space="preserve"> </w:t>
       </w:r>
       <w:r>
-        <w:t>Cuiabá: EdUFMT Digital, 2020.</w:t>
+        <w:t xml:space="preserve">Cuiabá: </w:t>
+      </w:r>
+      <w:proofErr w:type="spellStart"/>
+      <w:r>
+        <w:t>EdUFMT</w:t>
+      </w:r>
+      <w:proofErr w:type="spellEnd"/>
+      <w:r>
+        <w:t xml:space="preserve"> Digital, 2020.</w:t>
       </w:r>
     </w:p>
     <w:p>
